--- a/cis300-site/phewitt2 - Project Assignment - Wireframe.docx
+++ b/cis300-site/phewitt2 - Project Assignment - Wireframe.docx
@@ -38,7 +38,7 @@
         <w:rPr>
           <w:sz w:val="22"/>
         </w:rPr>
-        <w:t>Student ID: 1238614626</w:t>
+        <w:t>Student ID: (removed for the public copy)</w:t>
       </w:r>
     </w:p>
     <w:p>
